--- a/assets/legal-templates/es/health-safety-and-lone-working-policy.docx
+++ b/assets/legal-templates/es/health-safety-and-lone-working-policy.docx
@@ -3608,7 +3608,7 @@
                 <w:sz w:val="19"/>
                 <w:szCs w:val="19"/>
               </w:rPr>
-              <w:t xml:space="preserve">Indica el país donde estás registrada la organización y cada país donde tengas personal. La mayoría de los países tienen una ley general de seguridad y salud en el trabajo que impone deberes a la entidad empleadora. Ejemplos que debes confirmar localmente:</w:t>
+              <w:t xml:space="preserve">Indica el país donde está registrada tu organización y cada país donde tengas personal. La mayoría de los países tienen una ley general de seguridad y salud en el trabajo que impone deberes a la entidad empleadora. Ejemplos que debes confirmar localmente:</w:t>
             </w:r>
           </w:p>
           <w:p>
@@ -4551,7 +4551,7 @@
           <w:sz w:val="20"/>
           <w:szCs w:val="20"/>
         </w:rPr>
-        <w:t xml:space="preserve">Cuide razonablemente de sí mismo y de los demás. Siga esta política, las evaluaciones de riesgos y las instrucciones de seguridad. Notifique con prontitud los equipos defectuosos, los accidentes, los cuasi accidentes y los peligros, y dé los avisos de control cuando trabaje en solitario. Infórmenos de cualquier circunstancia que pueda afectar a su seguridad en el trabajo, como un medicamento que produce somnolencia. Usted decide qué compartir, y nosotros lo tratamos de forma confidencial.</w:t>
+        <w:t xml:space="preserve">Cuide razonablemente de su propia seguridad y de la de los demás. Siga esta política, las evaluaciones de riesgos y las instrucciones de seguridad. Notifique con prontitud los equipos defectuosos, los accidentes, los cuasi accidentes y los peligros, y dé los avisos de control cuando trabaje en solitario. Infórmenos de cualquier circunstancia que pueda afectar a su seguridad en el trabajo, como un medicamento que produce somnolencia. Usted decide qué compartir, y nosotros lo tratamos de forma confidencial.</w:t>
       </w:r>
     </w:p>
     <w:p>
@@ -7952,7 +7952,7 @@
           <w:sz w:val="20"/>
           <w:szCs w:val="20"/>
         </w:rPr>
-        <w:t xml:space="preserve">Usted trabaja en solitario siempre que no tenga cerca a un colega que pueda verle u oírle y ayudarle con rapidez. Esto incluye trabajar solo en la oficina o en casa; las visitas domiciliarias y las reuniones individuales con las personas a las que servimos; las visitas de terreno que se hacen en solitario; conducir en solitario; y cerrar un local después de un evento. Trabajar en solitario no es inseguro en sí mismo, pero es más difícil conseguir ayuda, así que siempre debe haber alguien que sepa dónde está usted.</w:t>
+        <w:t xml:space="preserve">Usted trabaja en solitario siempre que no tenga cerca a un colega que pueda verle u oírle y ayudarle con rapidez. Esto incluye trabajar sin compañía en la oficina o en casa; las visitas domiciliarias y las reuniones individuales con las personas a las que servimos; las visitas de terreno que se hacen en solitario; conducir en solitario; y cerrar un local después de un evento. Trabajar en solitario no es inseguro en sí mismo, pero es más difícil conseguir ayuda, así que siempre debe haber alguien que sepa dónde está usted.</w:t>
       </w:r>
     </w:p>
     <w:p>
@@ -10157,7 +10157,7 @@
           <w:sz w:val="20"/>
           <w:szCs w:val="20"/>
         </w:rPr>
-        <w:t xml:space="preserve">Al llegar, valore la situación. Si se siente incómodo, no entre, o márchese con educación. Confíe en su intuición.</w:t>
+        <w:t xml:space="preserve">Al llegar, valore la situación. Si siente incomodidad, no entre, o márchese con educación. Confíe en su intuición.</w:t>
       </w:r>
     </w:p>
     <w:p>
@@ -10258,7 +10258,7 @@
           <w:sz w:val="20"/>
           <w:szCs w:val="20"/>
         </w:rPr>
-        <w:t xml:space="preserve">Planifique el trabajo para poder volver a casa con luz de día, o viaje acompañado. Si tiene que desplazarse solo de noche, use </w:t>
+        <w:t xml:space="preserve">Planifique el trabajo para poder volver a casa con luz de día, o viaje con otra persona. Si tiene que desplazarse sin compañía de noche, use </w:t>
       </w:r>
       <w:r>
         <w:rPr>

--- a/assets/legal-templates/es/health-safety-and-lone-working-policy.docx
+++ b/assets/legal-templates/es/health-safety-and-lone-working-policy.docx
@@ -19,7 +19,7 @@
             <wp:extent cx="7562850" cy="10696575"/>
             <wp:effectExtent t="0" r="0" b="0" l="0"/>
             <wp:wrapNone/>
-            <wp:docPr id="1" name="" descr="" title=""/>
+            <wp:docPr id="59" name="" descr="" title=""/>
             <wp:cNvGraphicFramePr>
               <a:graphicFrameLocks xmlns:a="http://schemas.openxmlformats.org/drawingml/2006/main" noChangeAspect="1"/>
             </wp:cNvGraphicFramePr>
@@ -17543,7 +17543,7 @@
         <wp:inline distT="0" distB="0" distL="0" distR="0">
           <wp:extent cx="1333500" cy="204788"/>
           <wp:effectExtent t="0" r="0" b="0" l="0"/>
-          <wp:docPr id="2" name="" descr="" title=""/>
+          <wp:docPr id="60" name="" descr="" title=""/>
           <wp:cNvGraphicFramePr>
             <a:graphicFrameLocks xmlns:a="http://schemas.openxmlformats.org/drawingml/2006/main" noChangeAspect="1"/>
           </wp:cNvGraphicFramePr>
